--- a/fuentes/93240141_CF01_DU.docx
+++ b/fuentes/93240141_CF01_DU.docx
@@ -2051,13 +2051,6 @@
             <w:tabs>
               <w:tab w:val="right" w:leader="dot" w:pos="9962"/>
             </w:tabs>
-            <w:rPr>
-              <w:rFonts w:eastAsiaTheme="minorEastAsia"/>
-              <w:noProof/>
-              <w:sz w:val="24"/>
-              <w:szCs w:val="24"/>
-              <w:lang w:eastAsia="es-CO"/>
-            </w:rPr>
           </w:pPr>
           <w:hyperlink w:anchor="_Toc202359314" w:history="1">
             <w:r>
@@ -2116,34 +2109,12 @@
               <w:fldChar w:fldCharType="end"/>
             </w:r>
           </w:hyperlink>
-        </w:p>
-        <w:p>
           <w:r>
-            <w:lastRenderedPageBreak/>
             <w:fldChar w:fldCharType="end"/>
           </w:r>
         </w:p>
       </w:sdtContent>
     </w:sdt>
-    <w:p>
-      <w:pPr>
-        <w:pStyle w:val="TDC1"/>
-      </w:pPr>
-      <w:r>
-        <w:br w:type="page"/>
-      </w:r>
-    </w:p>
-    <w:p>
-      <w:pPr>
-        <w:sectPr>
-          <w:footerReference w:type="default" r:id="rId12"/>
-          <w:pgSz w:w="12240" w:h="15840"/>
-          <w:pgMar w:top="1701" w:right="1134" w:bottom="1134" w:left="1134" w:header="709" w:footer="709" w:gutter="0"/>
-          <w:cols w:space="708"/>
-          <w:docGrid w:linePitch="360"/>
-        </w:sectPr>
-      </w:pPr>
-    </w:p>
     <w:p>
       <w:pPr>
         <w:pStyle w:val="Titulosgenerales"/>
@@ -2330,7 +2301,7 @@
                     <pic:cNvPicPr/>
                   </pic:nvPicPr>
                   <pic:blipFill>
-                    <a:blip r:embed="rId13"/>
+                    <a:blip r:embed="rId12"/>
                     <a:stretch>
                       <a:fillRect/>
                     </a:stretch>
@@ -2355,7 +2326,7 @@
       <w:pPr>
         <w:jc w:val="center"/>
       </w:pPr>
-      <w:hyperlink r:id="rId14" w:history="1">
+      <w:hyperlink r:id="rId13" w:history="1">
         <w:r>
           <w:rPr>
             <w:rStyle w:val="Hipervnculo"/>
@@ -2437,7 +2408,6 @@
           </w:tcPr>
           <w:p>
             <w:pPr>
-              <w:jc w:val="center"/>
               <w:rPr>
                 <w:lang w:eastAsia="es-CO"/>
               </w:rPr>
@@ -2446,7 +2416,33 @@
               <w:rPr>
                 <w:lang w:eastAsia="es-CO"/>
               </w:rPr>
-              <w:t>El video explica cómo diseñar un plan de muestreo de agua, detallando lugares, técnicas, objetivos y normativas para asegurar resultados válidos.</w:t>
+              <w:t xml:space="preserve">El video presenta una guía complementaria sobre cómo elaborar y aplicar un plan de muestreo de agua destinada al consumo humano, con el fin de garantizar su calidad y seguridad sanitaria. Se explican los principios fundamentales del muestreo, incluyendo la selección de puntos de muestreo, la frecuencia, técnicas de recolección, y el manejo adecuado de las muestras. </w:t>
+            </w:r>
+          </w:p>
+          <w:p>
+            <w:pPr>
+              <w:rPr>
+                <w:lang w:eastAsia="es-CO"/>
+              </w:rPr>
+            </w:pPr>
+            <w:r>
+              <w:rPr>
+                <w:lang w:eastAsia="es-CO"/>
+              </w:rPr>
+              <w:t xml:space="preserve">Se enfatiza la importancia de seguir procedimientos estandarizados para evitar la contaminación de las muestras, conservarlas correctamente, y asegurar su transporte al laboratorio en condiciones controladas. Además, se destaca la necesidad de una correcta identificación, registro y trazabilidad de cada muestra para obtener resultados confiables. </w:t>
+            </w:r>
+          </w:p>
+          <w:p>
+            <w:pPr>
+              <w:rPr>
+                <w:lang w:eastAsia="es-CO"/>
+              </w:rPr>
+            </w:pPr>
+            <w:r>
+              <w:rPr>
+                <w:lang w:eastAsia="es-CO"/>
+              </w:rPr>
+              <w:t>El video está orientado a personal técnico, operarios de plantas de tratamiento, y estudiantes, y sirve como material complementario para comprender los pasos prácticos en la evaluación de la calidad del agua potable.</w:t>
             </w:r>
           </w:p>
         </w:tc>
@@ -2486,6 +2482,7 @@
         <w:rPr>
           <w:lang w:eastAsia="es-CO"/>
         </w:rPr>
+        <w:lastRenderedPageBreak/>
         <w:t>Dado que el recurso hídrico tiene múltiples usos, el alistamiento debe contemplar no solo los equipos, instrumentos y reactivos necesarios, sino también incluir información relevante sobre los diferentes usuarios involucrados. Esta información, según lo sugiere el Instituto de Hidrología, Meteorología y Estudios Ambientales (IDEAM, 2017), debe estar debidamente organizada y documentada.</w:t>
       </w:r>
     </w:p>
@@ -2571,7 +2568,6 @@
         <w:rPr>
           <w:lang w:eastAsia="es-CO"/>
         </w:rPr>
-        <w:lastRenderedPageBreak/>
         <w:t xml:space="preserve">El establecimiento de límites permisibles, teniendo en cuenta </w:t>
       </w:r>
       <w:r>
@@ -2643,21 +2639,7 @@
         <w:rPr>
           <w:lang w:eastAsia="es-CO"/>
         </w:rPr>
-        <w:t xml:space="preserve">El personal encargado de la recolección de muestras de </w:t>
-      </w:r>
-      <w:proofErr w:type="gramStart"/>
-      <w:r>
-        <w:rPr>
-          <w:lang w:eastAsia="es-CO"/>
-        </w:rPr>
-        <w:t>agua,</w:t>
-      </w:r>
-      <w:proofErr w:type="gramEnd"/>
-      <w:r>
-        <w:rPr>
-          <w:lang w:eastAsia="es-CO"/>
-        </w:rPr>
-        <w:t xml:space="preserve"> ya sea perteneciente a las personas prestadoras del servicio o a las Autoridades Sanitarias, debe cumplir con los requisitos establecidos en la Resolución 1570 de 2004 y el Decreto 1575 de 2007. Estos requisitos son:</w:t>
+        <w:t>El personal encargado de la recolección de muestras de agua, ya sea perteneciente a las personas prestadoras del servicio o a las Autoridades Sanitarias, debe cumplir con los requisitos establecidos en la Resolución 1570 de 2004 y el Decreto 1575 de 2007. Estos requisitos son:</w:t>
       </w:r>
     </w:p>
     <w:p>
@@ -2675,6 +2657,7 @@
         <w:rPr>
           <w:lang w:val="es-419" w:eastAsia="es-CO"/>
         </w:rPr>
+        <w:lastRenderedPageBreak/>
         <w:t>Contar con formación como operador, técnico, tecnólogo o profesional, y estar evaluado y certificado en Normas de Competencia Laboral relacionadas con el muestreo de aguas.</w:t>
       </w:r>
     </w:p>
@@ -2770,7 +2753,6 @@
         <w:rPr>
           <w:lang w:val="es-419" w:eastAsia="es-CO"/>
         </w:rPr>
-        <w:lastRenderedPageBreak/>
         <w:t>Red de distribución.</w:t>
       </w:r>
     </w:p>
@@ -2867,6 +2849,7 @@
         <w:rPr>
           <w:lang w:eastAsia="es-CO"/>
         </w:rPr>
+        <w:lastRenderedPageBreak/>
         <w:t>En cada planta de tratamiento debe habilitarse, como mínimo, un punto de muestreo en la entrada y otro en la salida del sistema de tratamiento de agua.</w:t>
       </w:r>
     </w:p>
@@ -2957,72 +2940,8 @@
         <w:rPr>
           <w:lang w:eastAsia="es-CO"/>
         </w:rPr>
-        <w:lastRenderedPageBreak/>
         <w:t>También pueden considerarse como puntos de muestreo las entradas y salidas de tanques de almacenamiento utilizados para el consumo humano o la preparación de alimentos.</w:t>
       </w:r>
-    </w:p>
-    <w:p>
-      <w:pPr>
-        <w:rPr>
-          <w:lang w:eastAsia="es-CO"/>
-        </w:rPr>
-      </w:pPr>
-    </w:p>
-    <w:p>
-      <w:pPr>
-        <w:rPr>
-          <w:lang w:eastAsia="es-CO"/>
-        </w:rPr>
-      </w:pPr>
-    </w:p>
-    <w:p>
-      <w:pPr>
-        <w:rPr>
-          <w:lang w:eastAsia="es-CO"/>
-        </w:rPr>
-      </w:pPr>
-    </w:p>
-    <w:p>
-      <w:pPr>
-        <w:rPr>
-          <w:lang w:eastAsia="es-CO"/>
-        </w:rPr>
-      </w:pPr>
-    </w:p>
-    <w:p>
-      <w:pPr>
-        <w:rPr>
-          <w:lang w:eastAsia="es-CO"/>
-        </w:rPr>
-      </w:pPr>
-    </w:p>
-    <w:p>
-      <w:pPr>
-        <w:rPr>
-          <w:lang w:eastAsia="es-CO"/>
-        </w:rPr>
-      </w:pPr>
-    </w:p>
-    <w:p>
-      <w:pPr>
-        <w:rPr>
-          <w:lang w:eastAsia="es-CO"/>
-        </w:rPr>
-      </w:pPr>
-    </w:p>
-    <w:p>
-      <w:pPr>
-        <w:rPr>
-          <w:lang w:eastAsia="es-CO"/>
-        </w:rPr>
-      </w:pPr>
-    </w:p>
-    <w:p>
-      <w:pPr>
-        <w:rPr>
-          <w:lang w:eastAsia="es-CO"/>
-        </w:rPr>
-      </w:pPr>
     </w:p>
     <w:p>
       <w:pPr>
@@ -3321,21 +3240,7 @@
         <w:rPr>
           <w:lang w:eastAsia="es-CO"/>
         </w:rPr>
-        <w:t xml:space="preserve"> </w:t>
-      </w:r>
-      <w:proofErr w:type="gramStart"/>
-      <w:r>
-        <w:rPr>
-          <w:lang w:eastAsia="es-CO"/>
-        </w:rPr>
-        <w:t>estos</w:t>
-      </w:r>
-      <w:proofErr w:type="gramEnd"/>
-      <w:r>
-        <w:rPr>
-          <w:lang w:eastAsia="es-CO"/>
-        </w:rPr>
-        <w:t xml:space="preserve"> por ejemplo, son usados para tomar muestra</w:t>
+        <w:t xml:space="preserve"> estos por ejemplo, son usados para tomar muestra</w:t>
       </w:r>
       <w:r>
         <w:rPr>
@@ -3390,21 +3295,7 @@
         <w:rPr>
           <w:lang w:val="es-419" w:eastAsia="es-CO"/>
         </w:rPr>
-        <w:t xml:space="preserve">Este tipo de elemento permite almacenar las muestras de forma segura y manteniendo condiciones de temperatura requeridas </w:t>
-      </w:r>
-      <w:proofErr w:type="gramStart"/>
-      <w:r>
-        <w:rPr>
-          <w:lang w:val="es-419" w:eastAsia="es-CO"/>
-        </w:rPr>
-        <w:t>de acuerdo al</w:t>
-      </w:r>
-      <w:proofErr w:type="gramEnd"/>
-      <w:r>
-        <w:rPr>
-          <w:lang w:val="es-419" w:eastAsia="es-CO"/>
-        </w:rPr>
-        <w:t xml:space="preserve"> tipo de parámetro a analizar, por lo general, las muestras se deben almacenar a temperaturas inferiores a los 6</w:t>
+        <w:t>Este tipo de elemento permite almacenar las muestras de forma segura y manteniendo condiciones de temperatura requeridas de acuerdo al tipo de parámetro a analizar, por lo general, las muestras se deben almacenar a temperaturas inferiores a los 6</w:t>
       </w:r>
       <w:r>
         <w:rPr>
@@ -4077,21 +3968,7 @@
         <w:rPr>
           <w:lang w:eastAsia="es-CO"/>
         </w:rPr>
-        <w:t xml:space="preserve">En el laboratorio, es obligatorio que, durante la primera sesión, el instructor presente a los aprendices las normas y disposiciones generales de seguridad. Esta socialización debe incluir explicaciones claras, espacio para resolver dudas y fomentar la </w:t>
-      </w:r>
-      <w:proofErr w:type="gramStart"/>
-      <w:r>
-        <w:rPr>
-          <w:lang w:eastAsia="es-CO"/>
-        </w:rPr>
-        <w:t>participación activa</w:t>
-      </w:r>
-      <w:proofErr w:type="gramEnd"/>
-      <w:r>
-        <w:rPr>
-          <w:lang w:eastAsia="es-CO"/>
-        </w:rPr>
-        <w:t xml:space="preserve"> de los estudiantes.</w:t>
+        <w:t>En el laboratorio, es obligatorio que, durante la primera sesión, el instructor presente a los aprendices las normas y disposiciones generales de seguridad. Esta socialización debe incluir explicaciones claras, espacio para resolver dudas y fomentar la participación activa de los estudiantes.</w:t>
       </w:r>
     </w:p>
     <w:p>
@@ -4536,21 +4413,7 @@
         <w:rPr>
           <w:lang w:eastAsia="es-CO"/>
         </w:rPr>
-        <w:t xml:space="preserve">Una de las principales características del agua es que, por lo general, tiene un pH neutro, el cual oscila entre 6,5 y 8,5. Esto implica que el agua puede ser </w:t>
-      </w:r>
-      <w:proofErr w:type="gramStart"/>
-      <w:r>
-        <w:rPr>
-          <w:lang w:eastAsia="es-CO"/>
-        </w:rPr>
-        <w:t>medianamente ácida o medianamente básica</w:t>
-      </w:r>
-      <w:proofErr w:type="gramEnd"/>
-      <w:r>
-        <w:rPr>
-          <w:lang w:eastAsia="es-CO"/>
-        </w:rPr>
-        <w:t>, dependiendo de su composición.</w:t>
+        <w:t>Una de las principales características del agua es que, por lo general, tiene un pH neutro, el cual oscila entre 6,5 y 8,5. Esto implica que el agua puede ser medianamente ácida o medianamente básica, dependiendo de su composición.</w:t>
       </w:r>
     </w:p>
     <w:p>
@@ -4649,32 +4512,29 @@
           <w:lang w:val="es-419" w:eastAsia="es-CO"/>
         </w:rPr>
       </w:pPr>
-      <w:proofErr w:type="spellStart"/>
       <w:r>
         <w:rPr>
           <w:b/>
           <w:bCs/>
           <w:lang w:eastAsia="es-CO"/>
         </w:rPr>
-        <w:t>Escherichia</w:t>
-      </w:r>
-      <w:proofErr w:type="spellEnd"/>
+        <w:t xml:space="preserve">Escherichia </w:t>
+      </w:r>
       <w:r>
         <w:rPr>
           <w:b/>
           <w:bCs/>
           <w:lang w:eastAsia="es-CO"/>
         </w:rPr>
-        <w:t xml:space="preserve"> </w:t>
-      </w:r>
-      <w:proofErr w:type="spellStart"/>
+        <w:t>c</w:t>
+      </w:r>
       <w:r>
         <w:rPr>
           <w:b/>
           <w:bCs/>
           <w:lang w:eastAsia="es-CO"/>
         </w:rPr>
-        <w:t>c</w:t>
+        <w:t>o</w:t>
       </w:r>
       <w:r>
         <w:rPr>
@@ -4682,9 +4542,8 @@
           <w:bCs/>
           <w:lang w:eastAsia="es-CO"/>
         </w:rPr>
-        <w:t>o</w:t>
-      </w:r>
-      <w:proofErr w:type="spellEnd"/>
+        <w:t>lin</w:t>
+      </w:r>
       <w:r>
         <w:rPr>
           <w:lang w:eastAsia="es-CO"/>
@@ -4795,21 +4654,7 @@
         <w:rPr>
           <w:lang w:eastAsia="es-CO"/>
         </w:rPr>
-        <w:t>°C (</w:t>
-      </w:r>
-      <w:proofErr w:type="spellStart"/>
-      <w:r>
-        <w:rPr>
-          <w:lang w:eastAsia="es-CO"/>
-        </w:rPr>
-        <w:t>Madigan</w:t>
-      </w:r>
-      <w:proofErr w:type="spellEnd"/>
-      <w:r>
-        <w:rPr>
-          <w:lang w:eastAsia="es-CO"/>
-        </w:rPr>
-        <w:t xml:space="preserve"> et al, 2018).</w:t>
+        <w:t>°C (Madigan et al, 2018).</w:t>
       </w:r>
     </w:p>
     <w:p>
@@ -4864,52 +4709,22 @@
       </w:r>
       <w:r>
         <w:rPr>
-          <w:i/>
-          <w:iCs/>
-        </w:rPr>
-        <w:t xml:space="preserve">Centers </w:t>
-      </w:r>
-      <w:proofErr w:type="spellStart"/>
-      <w:r>
-        <w:rPr>
-          <w:i/>
-          <w:iCs/>
-        </w:rPr>
-        <w:t>for</w:t>
-      </w:r>
-      <w:proofErr w:type="spellEnd"/>
-      <w:r>
-        <w:rPr>
-          <w:i/>
-          <w:iCs/>
+          <w:rStyle w:val="Extranjerismo"/>
+        </w:rPr>
+        <w:t>Centers for</w:t>
+      </w:r>
+      <w:r>
+        <w:rPr>
+          <w:rStyle w:val="Extranjerismo"/>
         </w:rPr>
         <w:t xml:space="preserve"> </w:t>
       </w:r>
-      <w:proofErr w:type="spellStart"/>
-      <w:r>
-        <w:rPr>
-          <w:i/>
-          <w:iCs/>
-        </w:rPr>
-        <w:t>Disease</w:t>
-      </w:r>
-      <w:proofErr w:type="spellEnd"/>
-      <w:r>
-        <w:rPr>
-          <w:i/>
-          <w:iCs/>
-        </w:rPr>
-        <w:t xml:space="preserve"> Control and </w:t>
-      </w:r>
-      <w:proofErr w:type="spellStart"/>
-      <w:r>
-        <w:rPr>
-          <w:i/>
-          <w:iCs/>
-        </w:rPr>
-        <w:t>Prevention</w:t>
-      </w:r>
-      <w:proofErr w:type="spellEnd"/>
+      <w:r>
+        <w:rPr>
+          <w:rStyle w:val="Extranjerismo"/>
+        </w:rPr>
+        <w:t>Disease Control and Prevention</w:t>
+      </w:r>
       <w:r>
         <w:rPr>
           <w:lang w:eastAsia="es-CO"/>
@@ -5291,9 +5106,7 @@
       </w:r>
       <w:r>
         <w:rPr>
-          <w:i/>
-          <w:iCs/>
-          <w:lang w:eastAsia="es-CO"/>
+          <w:rStyle w:val="Extranjerismo"/>
         </w:rPr>
         <w:t>United States Environmental Protection Agency - EPA</w:t>
       </w:r>
@@ -5533,7 +5346,7 @@
                     </pic:cNvPicPr>
                   </pic:nvPicPr>
                   <pic:blipFill>
-                    <a:blip r:embed="rId15">
+                    <a:blip r:embed="rId14">
                       <a:extLst>
                         <a:ext uri="{28A0092B-C50C-407E-A947-70E740481C1C}">
                           <a14:useLocalDpi xmlns:a14="http://schemas.microsoft.com/office/drawing/2010/main" val="0"/>
@@ -5753,7 +5566,7 @@
                 <w:rStyle w:val="Hipervnculo"/>
               </w:rPr>
             </w:pPr>
-            <w:hyperlink r:id="rId16" w:history="1">
+            <w:hyperlink r:id="rId15" w:history="1">
               <w:r>
                 <w:rPr>
                   <w:rStyle w:val="Hipervnculo"/>
@@ -5837,7 +5650,7 @@
             <w:pPr>
               <w:pStyle w:val="TextoTablas"/>
             </w:pPr>
-            <w:hyperlink r:id="rId17" w:history="1">
+            <w:hyperlink r:id="rId16" w:history="1">
               <w:r>
                 <w:rPr>
                   <w:rStyle w:val="Hipervnculo"/>
@@ -6022,7 +5835,7 @@
       </w:r>
     </w:p>
     <w:p>
-      <w:hyperlink r:id="rId18" w:history="1">
+      <w:hyperlink r:id="rId17" w:history="1">
         <w:r>
           <w:rPr>
             <w:rStyle w:val="Hipervnculo"/>
@@ -6037,7 +5850,7 @@
       </w:r>
     </w:p>
     <w:p>
-      <w:hyperlink r:id="rId19" w:history="1">
+      <w:hyperlink r:id="rId18" w:history="1">
         <w:r>
           <w:rPr>
             <w:rStyle w:val="Hipervnculo"/>
@@ -6067,7 +5880,7 @@
       </w:r>
     </w:p>
     <w:p>
-      <w:hyperlink r:id="rId20" w:history="1">
+      <w:hyperlink r:id="rId19" w:history="1">
         <w:r>
           <w:rPr>
             <w:rStyle w:val="Hipervnculo"/>
@@ -6082,7 +5895,7 @@
       </w:r>
     </w:p>
     <w:p>
-      <w:hyperlink r:id="rId21" w:history="1">
+      <w:hyperlink r:id="rId20" w:history="1">
         <w:r>
           <w:rPr>
             <w:rStyle w:val="Hipervnculo"/>
@@ -6097,7 +5910,7 @@
       </w:r>
     </w:p>
     <w:p>
-      <w:hyperlink r:id="rId22" w:history="1">
+      <w:hyperlink r:id="rId21" w:history="1">
         <w:r>
           <w:rPr>
             <w:rStyle w:val="Hipervnculo"/>
@@ -6128,7 +5941,7 @@
       </w:r>
     </w:p>
     <w:p>
-      <w:hyperlink r:id="rId23" w:history="1">
+      <w:hyperlink r:id="rId22" w:history="1">
         <w:r>
           <w:rPr>
             <w:rStyle w:val="Hipervnculo"/>
@@ -6421,7 +6234,13 @@
               </w:rPr>
             </w:pPr>
             <w:r>
-              <w:t>Experta Temática</w:t>
+              <w:t xml:space="preserve">Experta </w:t>
+            </w:r>
+            <w:r>
+              <w:t>t</w:t>
+            </w:r>
+            <w:r>
+              <w:t>emática</w:t>
             </w:r>
           </w:p>
         </w:tc>
@@ -7250,8 +7069,8 @@
       </w:pPr>
     </w:p>
     <w:sectPr>
-      <w:headerReference w:type="default" r:id="rId24"/>
-      <w:footerReference w:type="default" r:id="rId25"/>
+      <w:headerReference w:type="default" r:id="rId23"/>
+      <w:footerReference w:type="default" r:id="rId24"/>
       <w:pgSz w:w="12240" w:h="15840"/>
       <w:pgMar w:top="1701" w:right="1134" w:bottom="1134" w:left="1134" w:header="709" w:footer="737" w:gutter="0"/>
       <w:pgNumType w:start="1"/>
@@ -7289,22 +7108,6 @@
 
 <file path=word/footer1.xml><?xml version="1.0" encoding="utf-8"?>
 <w:ftr xmlns:wpc="http://schemas.microsoft.com/office/word/2010/wordprocessingCanvas" xmlns:cx="http://schemas.microsoft.com/office/drawing/2014/chartex" xmlns:cx1="http://schemas.microsoft.com/office/drawing/2015/9/8/chartex" xmlns:cx2="http://schemas.microsoft.com/office/drawing/2015/10/21/chartex" xmlns:cx3="http://schemas.microsoft.com/office/drawing/2016/5/9/chartex" xmlns:cx4="http://schemas.microsoft.com/office/drawing/2016/5/10/chartex" xmlns:cx5="http://schemas.microsoft.com/office/drawing/2016/5/11/chartex" xmlns:cx6="http://schemas.microsoft.com/office/drawing/2016/5/12/chartex" xmlns:cx7="http://schemas.microsoft.com/office/drawing/2016/5/13/chartex" xmlns:cx8="http://schemas.microsoft.com/office/drawing/2016/5/14/chartex" xmlns:mc="http://schemas.openxmlformats.org/markup-compatibility/2006" xmlns:aink="http://schemas.microsoft.com/office/drawing/2016/ink" xmlns:am3d="http://schemas.microsoft.com/office/drawing/2017/model3d" xmlns:o="urn:schemas-microsoft-com:office:office" xmlns:oel="http://schemas.microsoft.com/office/2019/extlst" xmlns:r="http://schemas.openxmlformats.org/officeDocument/2006/relationships" xmlns:m="http://schemas.openxmlformats.org/officeDocument/2006/math" xmlns:v="urn:schemas-microsoft-com:vml" xmlns:wp14="http://schemas.microsoft.com/office/word/2010/wordprocessingDrawing" xmlns:wp="http://schemas.openxmlformats.org/drawingml/2006/wordprocessingDrawing" xmlns:w10="urn:schemas-microsoft-com:office:word" xmlns:w="http://schemas.openxmlformats.org/wordprocessingml/2006/main" xmlns:w14="http://schemas.microsoft.com/office/word/2010/wordml" xmlns:w15="http://schemas.microsoft.com/office/word/2012/wordml" xmlns:w16cex="http://schemas.microsoft.com/office/word/2018/wordml/cex" xmlns:w16cid="http://schemas.microsoft.com/office/word/2016/wordml/cid" xmlns:w16="http://schemas.microsoft.com/office/word/2018/wordml" xmlns:w16du="http://schemas.microsoft.com/office/word/2023/wordml/word16du" xmlns:w16sdtdh="http://schemas.microsoft.com/office/word/2020/wordml/sdtdatahash" xmlns:w16se="http://schemas.microsoft.com/office/word/2015/wordml/symex" xmlns:wpg="http://schemas.microsoft.com/office/word/2010/wordprocessingGroup" xmlns:wpi="http://schemas.microsoft.com/office/word/2010/wordprocessingInk" xmlns:wne="http://schemas.microsoft.com/office/word/2006/wordml" xmlns:wps="http://schemas.microsoft.com/office/word/2010/wordprocessingShape" mc:Ignorable="w14 w15 w16se w16cid w16 w16cex w16sdtdh w16du wp14">
-  <w:p>
-    <w:pPr>
-      <w:pStyle w:val="Piedepgina"/>
-      <w:jc w:val="right"/>
-    </w:pPr>
-  </w:p>
-  <w:p>
-    <w:pPr>
-      <w:pStyle w:val="Piedepgina"/>
-    </w:pPr>
-  </w:p>
-</w:ftr>
-</file>
-
-<file path=word/footer2.xml><?xml version="1.0" encoding="utf-8"?>
-<w:ftr xmlns:wpc="http://schemas.microsoft.com/office/word/2010/wordprocessingCanvas" xmlns:cx="http://schemas.microsoft.com/office/drawing/2014/chartex" xmlns:cx1="http://schemas.microsoft.com/office/drawing/2015/9/8/chartex" xmlns:cx2="http://schemas.microsoft.com/office/drawing/2015/10/21/chartex" xmlns:cx3="http://schemas.microsoft.com/office/drawing/2016/5/9/chartex" xmlns:cx4="http://schemas.microsoft.com/office/drawing/2016/5/10/chartex" xmlns:cx5="http://schemas.microsoft.com/office/drawing/2016/5/11/chartex" xmlns:cx6="http://schemas.microsoft.com/office/drawing/2016/5/12/chartex" xmlns:cx7="http://schemas.microsoft.com/office/drawing/2016/5/13/chartex" xmlns:cx8="http://schemas.microsoft.com/office/drawing/2016/5/14/chartex" xmlns:mc="http://schemas.openxmlformats.org/markup-compatibility/2006" xmlns:aink="http://schemas.microsoft.com/office/drawing/2016/ink" xmlns:am3d="http://schemas.microsoft.com/office/drawing/2017/model3d" xmlns:o="urn:schemas-microsoft-com:office:office" xmlns:oel="http://schemas.microsoft.com/office/2019/extlst" xmlns:r="http://schemas.openxmlformats.org/officeDocument/2006/relationships" xmlns:m="http://schemas.openxmlformats.org/officeDocument/2006/math" xmlns:v="urn:schemas-microsoft-com:vml" xmlns:wp14="http://schemas.microsoft.com/office/word/2010/wordprocessingDrawing" xmlns:wp="http://schemas.openxmlformats.org/drawingml/2006/wordprocessingDrawing" xmlns:w10="urn:schemas-microsoft-com:office:word" xmlns:w="http://schemas.openxmlformats.org/wordprocessingml/2006/main" xmlns:w14="http://schemas.microsoft.com/office/word/2010/wordml" xmlns:w15="http://schemas.microsoft.com/office/word/2012/wordml" xmlns:w16cex="http://schemas.microsoft.com/office/word/2018/wordml/cex" xmlns:w16cid="http://schemas.microsoft.com/office/word/2016/wordml/cid" xmlns:w16="http://schemas.microsoft.com/office/word/2018/wordml" xmlns:w16du="http://schemas.microsoft.com/office/word/2023/wordml/word16du" xmlns:w16sdtdh="http://schemas.microsoft.com/office/word/2020/wordml/sdtdatahash" xmlns:w16se="http://schemas.microsoft.com/office/word/2015/wordml/symex" xmlns:wpg="http://schemas.microsoft.com/office/word/2010/wordprocessingGroup" xmlns:wpi="http://schemas.microsoft.com/office/word/2010/wordprocessingInk" xmlns:wne="http://schemas.microsoft.com/office/word/2006/wordml" xmlns:wps="http://schemas.microsoft.com/office/word/2010/wordprocessingShape" mc:Ignorable="w14 w15 w16se w16cid w16 w16cex w16sdtdh w16du wp14">
   <w:sdt>
     <w:sdtPr>
       <w:id w:val="-1465197936"/>
@@ -7313,7 +7116,6 @@
         <w:docPartUnique/>
       </w:docPartObj>
     </w:sdtPr>
-    <w:sdtEndPr/>
     <w:sdtContent>
       <w:p>
         <w:pPr>
